--- a/fuentes/CF2_93510381_DI.docx
+++ b/fuentes/CF2_93510381_DI.docx
@@ -9385,36 +9385,58 @@
         <w:rPr>
           <w:rFonts w:ascii="Calibri" w:hAnsi="Calibri"/>
           <w:b w:val="0"/>
+          <w:bCs w:val="0"/>
           <w:sz w:val="22"/>
           <w:szCs w:val="22"/>
         </w:rPr>
       </w:pPr>
-      <w:proofErr w:type="spellStart"/>
       <w:r>
         <w:rPr>
           <w:rFonts w:ascii="Calibri" w:hAnsi="Calibri"/>
           <w:b w:val="0"/>
+          <w:bCs w:val="0"/>
           <w:sz w:val="22"/>
           <w:szCs w:val="22"/>
         </w:rPr>
         <w:t>Coats</w:t>
       </w:r>
-      <w:proofErr w:type="spellEnd"/>
       <w:r>
         <w:rPr>
           <w:rFonts w:ascii="Calibri" w:hAnsi="Calibri"/>
           <w:b w:val="0"/>
+          <w:bCs w:val="0"/>
           <w:sz w:val="22"/>
           <w:szCs w:val="22"/>
         </w:rPr>
-        <w:t xml:space="preserve">. (s.f.). Todo sobre ropa interior. Recuperado de </w:t>
-      </w:r>
-      <w:hyperlink w:history="1" r:id="rId30">
+        <w:t xml:space="preserve">. (s.f.). </w:t>
+      </w:r>
+      <w:r>
+        <w:rPr>
+          <w:rFonts w:ascii="Calibri" w:hAnsi="Calibri"/>
+          <w:b w:val="0"/>
+          <w:bCs w:val="0"/>
+          <w:sz w:val="22"/>
+          <w:szCs w:val="22"/>
+        </w:rPr>
+        <w:t>Ropa interior e íntima</w:t>
+      </w:r>
+      <w:r>
+        <w:rPr>
+          <w:rFonts w:ascii="Calibri" w:hAnsi="Calibri"/>
+          <w:b w:val="0"/>
+          <w:bCs w:val="0"/>
+          <w:sz w:val="22"/>
+          <w:szCs w:val="22"/>
+        </w:rPr>
+        <w:t xml:space="preserve">. Recuperado de </w:t>
+      </w:r>
+      <w:hyperlink r:id="R14a0afdbc814428d">
         <w:r>
           <w:rPr>
             <w:rStyle w:val="Hipervnculo"/>
             <w:rFonts w:ascii="Calibri" w:hAnsi="Calibri"/>
             <w:b w:val="0"/>
+            <w:bCs w:val="0"/>
             <w:sz w:val="22"/>
             <w:szCs w:val="22"/>
           </w:rPr>
@@ -9501,6 +9523,7 @@
         <w:rPr>
           <w:rFonts w:ascii="Calibri" w:hAnsi="Calibri"/>
           <w:b w:val="0"/>
+          <w:bCs w:val="0"/>
           <w:sz w:val="22"/>
           <w:szCs w:val="22"/>
         </w:rPr>
@@ -9509,35 +9532,39 @@
         <w:rPr>
           <w:rFonts w:ascii="Calibri" w:hAnsi="Calibri"/>
           <w:b w:val="0"/>
+          <w:bCs w:val="0"/>
           <w:sz w:val="22"/>
           <w:szCs w:val="22"/>
         </w:rPr>
-        <w:t>El baúl de las costureras. (2017). Maquinaria</w:t>
+        <w:t xml:space="preserve">El baúl de las costureras. (2017). </w:t>
       </w:r>
       <w:r>
         <w:rPr>
           <w:rFonts w:ascii="Calibri" w:hAnsi="Calibri"/>
           <w:b w:val="0"/>
+          <w:bCs w:val="0"/>
           <w:sz w:val="22"/>
           <w:szCs w:val="22"/>
         </w:rPr>
-        <w:t xml:space="preserve"> de coser y accesorios</w:t>
+        <w:t>Cómo enhebrar agujas de coser a mano</w:t>
       </w:r>
       <w:r>
         <w:rPr>
           <w:rFonts w:ascii="Calibri" w:hAnsi="Calibri"/>
           <w:b w:val="0"/>
+          <w:bCs w:val="0"/>
           <w:sz w:val="22"/>
           <w:szCs w:val="22"/>
         </w:rPr>
         <w:t xml:space="preserve">. Recuperado de </w:t>
       </w:r>
-      <w:hyperlink w:history="1" r:id="rId32">
+      <w:hyperlink r:id="R51393d6ce0d14307">
         <w:r>
           <w:rPr>
             <w:rStyle w:val="Hipervnculo"/>
             <w:rFonts w:ascii="Calibri" w:hAnsi="Calibri"/>
             <w:b w:val="0"/>
+            <w:bCs w:val="0"/>
             <w:sz w:val="22"/>
             <w:szCs w:val="22"/>
           </w:rPr>

--- a/fuentes/CF2_93510381_DI.docx
+++ b/fuentes/CF2_93510381_DI.docx
@@ -776,8 +776,8 @@
       <w:pPr>
         <w:rPr>
           <w:rFonts w:cs="Calibri"/>
-          <w:b/>
-          <w:bCs/>
+          <w:b w:val="1"/>
+          <w:bCs w:val="1"/>
           <w:sz w:val="24"/>
           <w:szCs w:val="24"/>
         </w:rPr>
@@ -785,12 +785,52 @@
       <w:r>
         <w:rPr>
           <w:rFonts w:cs="Calibri"/>
-          <w:b/>
-          <w:bCs/>
+          <w:b w:val="1"/>
+          <w:bCs w:val="1"/>
           <w:sz w:val="24"/>
           <w:szCs w:val="24"/>
         </w:rPr>
-        <w:t>2.1 Ropa Interior Femenina</w:t>
+        <w:t xml:space="preserve">2.1 Ropa </w:t>
+      </w:r>
+      <w:r>
+        <w:rPr>
+          <w:rFonts w:cs="Calibri"/>
+          <w:b w:val="1"/>
+          <w:bCs w:val="1"/>
+          <w:sz w:val="24"/>
+          <w:szCs w:val="24"/>
+        </w:rPr>
+        <w:t>i</w:t>
+      </w:r>
+      <w:r>
+        <w:rPr>
+          <w:rFonts w:cs="Calibri"/>
+          <w:b w:val="1"/>
+          <w:bCs w:val="1"/>
+          <w:sz w:val="24"/>
+          <w:szCs w:val="24"/>
+        </w:rPr>
+        <w:t xml:space="preserve">nterior </w:t>
+      </w:r>
+      <w:r>
+        <w:rPr>
+          <w:rFonts w:cs="Calibri"/>
+          <w:b w:val="1"/>
+          <w:bCs w:val="1"/>
+          <w:sz w:val="24"/>
+          <w:szCs w:val="24"/>
+        </w:rPr>
+        <w:t>f</w:t>
+      </w:r>
+      <w:r>
+        <w:rPr>
+          <w:rFonts w:cs="Calibri"/>
+          <w:b w:val="1"/>
+          <w:bCs w:val="1"/>
+          <w:sz w:val="24"/>
+          <w:szCs w:val="24"/>
+        </w:rPr>
+        <w:t>emenina</w:t>
       </w:r>
     </w:p>
     <w:p>
@@ -1802,11 +1842,11 @@
     </w:p>
     <w:p/>
     <w:p/>
-    <w:p/>
-    <w:p/>
-    <w:p/>
-    <w:p/>
-    <w:p/>
+    <w:p>
+      <w:pPr>
+        <w:pStyle w:val="Normal"/>
+      </w:pPr>
+    </w:p>
     <w:p>
       <w:r>
         <w:rPr>
@@ -2951,22 +2991,36 @@
           <w:numId w:val="3"/>
         </w:numPr>
         <w:rPr>
-          <w:rFonts w:asciiTheme="majorHAnsi" w:hAnsiTheme="majorHAnsi" w:cstheme="majorHAnsi"/>
-        </w:rPr>
-      </w:pPr>
-      <w:r>
-        <w:rPr>
-          <w:rFonts w:asciiTheme="majorHAnsi" w:hAnsiTheme="majorHAnsi" w:cstheme="majorHAnsi"/>
-          <w:b/>
-          <w:bCs/>
+          <w:rFonts w:ascii="Calibri" w:hAnsi="Calibri" w:cs="Calibri" w:asciiTheme="majorAscii" w:hAnsiTheme="majorAscii" w:cstheme="majorAscii"/>
+        </w:rPr>
+      </w:pPr>
+      <w:r>
+        <w:rPr>
+          <w:rFonts w:ascii="Calibri" w:hAnsi="Calibri" w:cs="Calibri" w:asciiTheme="majorAscii" w:hAnsiTheme="majorAscii" w:cstheme="majorAscii"/>
+          <w:b w:val="1"/>
+          <w:bCs w:val="1"/>
         </w:rPr>
         <w:t>Clásico:</w:t>
       </w:r>
       <w:r>
         <w:rPr>
-          <w:rFonts w:asciiTheme="majorHAnsi" w:hAnsiTheme="majorHAnsi" w:cstheme="majorHAnsi"/>
-        </w:rPr>
-        <w:t xml:space="preserve"> muy cómodo y de talle alto, cubre el vientre y parte de los muslos. Ideal para usar con ropa suelta o jeans.</w:t>
+          <w:rFonts w:ascii="Calibri" w:hAnsi="Calibri" w:cs="Calibri" w:asciiTheme="majorAscii" w:hAnsiTheme="majorAscii" w:cstheme="majorAscii"/>
+        </w:rPr>
+        <w:t xml:space="preserve"> muy cómodo y de talle alto, cubre el vientre y parte de los muslos. Ideal para usar con ropa suelta o </w:t>
+      </w:r>
+      <w:r>
+        <w:rPr>
+          <w:rFonts w:ascii="Calibri" w:hAnsi="Calibri" w:cs="Calibri" w:asciiTheme="majorAscii" w:hAnsiTheme="majorAscii" w:cstheme="majorAscii"/>
+          <w:i w:val="1"/>
+          <w:iCs w:val="1"/>
+        </w:rPr>
+        <w:t>jeans</w:t>
+      </w:r>
+      <w:r>
+        <w:rPr>
+          <w:rFonts w:ascii="Calibri" w:hAnsi="Calibri" w:cs="Calibri" w:asciiTheme="majorAscii" w:hAnsiTheme="majorAscii" w:cstheme="majorAscii"/>
+        </w:rPr>
+        <w:t>.</w:t>
       </w:r>
     </w:p>
     <w:p>
@@ -3033,24 +3087,14 @@
       <w:r>
         <w:rPr>
           <w:rFonts w:ascii="Calibri" w:hAnsi="Calibri" w:cs="Calibri" w:asciiTheme="majorAscii" w:hAnsiTheme="majorAscii" w:cstheme="majorAscii"/>
-          <w:i w:val="1"/>
-          <w:iCs w:val="1"/>
-        </w:rPr>
-        <w:t>sex</w:t>
+        </w:rPr>
+        <w:t>atractivos,</w:t>
       </w:r>
       <w:r>
         <w:rPr>
           <w:rFonts w:ascii="Calibri" w:hAnsi="Calibri" w:cs="Calibri" w:asciiTheme="majorAscii" w:hAnsiTheme="majorAscii" w:cstheme="majorAscii"/>
-          <w:i w:val="1"/>
-          <w:iCs w:val="1"/>
-        </w:rPr>
-        <w:t>ies</w:t>
-      </w:r>
-      <w:r>
-        <w:rPr>
-          <w:rFonts w:ascii="Calibri" w:hAnsi="Calibri" w:cs="Calibri" w:asciiTheme="majorAscii" w:hAnsiTheme="majorAscii" w:cstheme="majorAscii"/>
-        </w:rPr>
-        <w:t>, no se marcan con la ropa y puede usarse con pantalones muy ajustados.</w:t>
+        </w:rPr>
+        <w:t xml:space="preserve"> no se marcan con la ropa y puede usarse con pantalones muy ajustados.</w:t>
       </w:r>
     </w:p>
     <w:p>
@@ -3061,50 +3105,62 @@
           <w:numId w:val="3"/>
         </w:numPr>
         <w:rPr>
-          <w:rFonts w:asciiTheme="majorHAnsi" w:hAnsiTheme="majorHAnsi" w:cstheme="majorHAnsi"/>
-        </w:rPr>
-      </w:pPr>
-      <w:r>
-        <w:rPr>
-          <w:rFonts w:asciiTheme="majorHAnsi" w:hAnsiTheme="majorHAnsi" w:cstheme="majorHAnsi"/>
-          <w:b/>
-          <w:bCs/>
+          <w:rFonts w:ascii="Calibri" w:hAnsi="Calibri" w:cs="Calibri" w:asciiTheme="majorAscii" w:hAnsiTheme="majorAscii" w:cstheme="majorAscii"/>
+        </w:rPr>
+      </w:pPr>
+      <w:r>
+        <w:rPr>
+          <w:rFonts w:ascii="Calibri" w:hAnsi="Calibri" w:cs="Calibri" w:asciiTheme="majorAscii" w:hAnsiTheme="majorAscii" w:cstheme="majorAscii"/>
+          <w:b w:val="1"/>
+          <w:bCs w:val="1"/>
         </w:rPr>
         <w:t>Bikini:</w:t>
       </w:r>
       <w:r>
         <w:rPr>
-          <w:rFonts w:asciiTheme="majorHAnsi" w:hAnsiTheme="majorHAnsi" w:cstheme="majorHAnsi"/>
+          <w:rFonts w:ascii="Calibri" w:hAnsi="Calibri" w:cs="Calibri" w:asciiTheme="majorAscii" w:hAnsiTheme="majorAscii" w:cstheme="majorAscii"/>
         </w:rPr>
         <w:t xml:space="preserve"> es muy parecido al </w:t>
       </w:r>
-      <w:proofErr w:type="spellStart"/>
-      <w:r>
-        <w:rPr>
-          <w:rFonts w:asciiTheme="majorHAnsi" w:hAnsiTheme="majorHAnsi" w:cstheme="majorHAnsi"/>
-          <w:i/>
-          <w:iCs/>
+      <w:r>
+        <w:rPr>
+          <w:rFonts w:ascii="Calibri" w:hAnsi="Calibri" w:cs="Calibri" w:asciiTheme="majorAscii" w:hAnsiTheme="majorAscii" w:cstheme="majorAscii"/>
+          <w:i w:val="1"/>
+          <w:iCs w:val="1"/>
         </w:rPr>
         <w:t>hipsters</w:t>
       </w:r>
-      <w:proofErr w:type="spellEnd"/>
-      <w:r>
-        <w:rPr>
-          <w:rFonts w:asciiTheme="majorHAnsi" w:hAnsiTheme="majorHAnsi" w:cstheme="majorHAnsi"/>
+      <w:r>
+        <w:rPr>
+          <w:rFonts w:ascii="Calibri" w:hAnsi="Calibri" w:cs="Calibri" w:asciiTheme="majorAscii" w:hAnsiTheme="majorAscii" w:cstheme="majorAscii"/>
         </w:rPr>
         <w:t xml:space="preserve">, llega hasta la </w:t>
       </w:r>
       <w:r>
         <w:rPr>
-          <w:rFonts w:asciiTheme="majorHAnsi" w:hAnsiTheme="majorHAnsi" w:cstheme="majorHAnsi"/>
+          <w:rFonts w:ascii="Calibri" w:hAnsi="Calibri" w:cs="Calibri" w:asciiTheme="majorAscii" w:hAnsiTheme="majorAscii" w:cstheme="majorAscii"/>
         </w:rPr>
         <w:t>cadera,</w:t>
       </w:r>
       <w:r>
         <w:rPr>
-          <w:rFonts w:asciiTheme="majorHAnsi" w:hAnsiTheme="majorHAnsi" w:cstheme="majorHAnsi"/>
-        </w:rPr>
-        <w:t xml:space="preserve"> pero cubre toda la nalga, se fabrica en tela muy delgada y se usa con jeans.</w:t>
+          <w:rFonts w:ascii="Calibri" w:hAnsi="Calibri" w:cs="Calibri" w:asciiTheme="majorAscii" w:hAnsiTheme="majorAscii" w:cstheme="majorAscii"/>
+        </w:rPr>
+        <w:t xml:space="preserve"> pero cubre toda la nalga, se fabrica en tela muy delgada y se usa con </w:t>
+      </w:r>
+      <w:r>
+        <w:rPr>
+          <w:rFonts w:ascii="Calibri" w:hAnsi="Calibri" w:cs="Calibri" w:asciiTheme="majorAscii" w:hAnsiTheme="majorAscii" w:cstheme="majorAscii"/>
+          <w:i w:val="1"/>
+          <w:iCs w:val="1"/>
+        </w:rPr>
+        <w:t>jeans</w:t>
+      </w:r>
+      <w:r>
+        <w:rPr>
+          <w:rFonts w:ascii="Calibri" w:hAnsi="Calibri" w:cs="Calibri" w:asciiTheme="majorAscii" w:hAnsiTheme="majorAscii" w:cstheme="majorAscii"/>
+        </w:rPr>
+        <w:t>.</w:t>
       </w:r>
     </w:p>
     <w:p>
@@ -3962,21 +4018,11 @@
         <w:t xml:space="preserve"> en la moda íntima.</w:t>
       </w:r>
     </w:p>
-    <w:p/>
-    <w:p/>
-    <w:p/>
-    <w:p/>
-    <w:p/>
-    <w:p/>
-    <w:p/>
-    <w:p/>
-    <w:p/>
-    <w:p/>
-    <w:p/>
-    <w:p/>
-    <w:p/>
-    <w:p/>
-    <w:p/>
+    <w:p>
+      <w:pPr>
+        <w:pStyle w:val="Normal"/>
+      </w:pPr>
+    </w:p>
     <w:p/>
     <w:p>
       <w:pPr>
@@ -4114,60 +4160,74 @@
       <w:pPr>
         <w:pStyle w:val="Prrafodelista"/>
         <w:rPr>
-          <w:rFonts w:asciiTheme="majorHAnsi" w:hAnsiTheme="majorHAnsi" w:cstheme="majorHAnsi"/>
-        </w:rPr>
-      </w:pPr>
-      <w:r>
-        <w:rPr>
-          <w:rFonts w:asciiTheme="majorHAnsi" w:hAnsiTheme="majorHAnsi" w:cstheme="majorHAnsi"/>
-        </w:rPr>
-        <w:t xml:space="preserve">Las telas de tejido plano se elaboran en un telar, entrelazando dos hilos en ángulos rectos: los hilos de urdimbre y los de trama. El orillo, ubicado a lo largo de la tela, evita que esta se deshilache. Este tipo de tejido es resistente y con poca elongación, lo que lo hace ideal para prendas exteriores como camisas, pantalones, vestidos, delantales y jeans, así como para vestimenta de gala como vestidos de novia y trajes de etiqueta. Algunas telas comunes en este grupo son el dacrón, dril, lino, satén, </w:t>
-      </w:r>
-      <w:proofErr w:type="spellStart"/>
-      <w:r>
-        <w:rPr>
-          <w:rFonts w:asciiTheme="majorHAnsi" w:hAnsiTheme="majorHAnsi" w:cstheme="majorHAnsi"/>
+          <w:rFonts w:ascii="Calibri" w:hAnsi="Calibri" w:cs="Calibri" w:asciiTheme="majorAscii" w:hAnsiTheme="majorAscii" w:cstheme="majorAscii"/>
+        </w:rPr>
+      </w:pPr>
+      <w:r>
+        <w:rPr>
+          <w:rFonts w:ascii="Calibri" w:hAnsi="Calibri" w:cs="Calibri" w:asciiTheme="majorAscii" w:hAnsiTheme="majorAscii" w:cstheme="majorAscii"/>
+        </w:rPr>
+        <w:t xml:space="preserve">Las telas de tejido plano se elaboran en un telar, entrelazando dos hilos en ángulos rectos: los hilos de urdimbre y los de trama. El orillo, ubicado a lo largo de la tela, evita que esta se deshilache. </w:t>
+      </w:r>
+      <w:r>
+        <w:rPr>
+          <w:rFonts w:ascii="Calibri" w:hAnsi="Calibri" w:cs="Calibri" w:asciiTheme="majorAscii" w:hAnsiTheme="majorAscii" w:cstheme="majorAscii"/>
+        </w:rPr>
+        <w:t xml:space="preserve">Este tipo de tejido es resistente y con poca elongación, lo que lo hace ideal para prendas exteriores como camisas, pantalones, vestidos, delantales y </w:t>
+      </w:r>
+      <w:r>
+        <w:rPr>
+          <w:rFonts w:ascii="Calibri" w:hAnsi="Calibri" w:cs="Calibri" w:asciiTheme="majorAscii" w:hAnsiTheme="majorAscii" w:cstheme="majorAscii"/>
+          <w:i w:val="1"/>
+          <w:iCs w:val="1"/>
+        </w:rPr>
+        <w:t>jeans</w:t>
+      </w:r>
+      <w:r>
+        <w:rPr>
+          <w:rFonts w:ascii="Calibri" w:hAnsi="Calibri" w:cs="Calibri" w:asciiTheme="majorAscii" w:hAnsiTheme="majorAscii" w:cstheme="majorAscii"/>
+        </w:rPr>
+        <w:t xml:space="preserve">, así como para vestimenta de gala como vestidos de novia y trajes de etiqueta. Algunas telas comunes en este grupo son el dacrón, dril, lino, satén, </w:t>
+      </w:r>
+      <w:r>
+        <w:rPr>
+          <w:rFonts w:ascii="Calibri" w:hAnsi="Calibri" w:cs="Calibri" w:asciiTheme="majorAscii" w:hAnsiTheme="majorAscii" w:cstheme="majorAscii"/>
         </w:rPr>
         <w:t>chifón</w:t>
       </w:r>
-      <w:proofErr w:type="spellEnd"/>
-      <w:r>
-        <w:rPr>
-          <w:rFonts w:asciiTheme="majorHAnsi" w:hAnsiTheme="majorHAnsi" w:cstheme="majorHAnsi"/>
+      <w:r>
+        <w:rPr>
+          <w:rFonts w:ascii="Calibri" w:hAnsi="Calibri" w:cs="Calibri" w:asciiTheme="majorAscii" w:hAnsiTheme="majorAscii" w:cstheme="majorAscii"/>
         </w:rPr>
         <w:t xml:space="preserve">, organza, crepé, sarga, </w:t>
       </w:r>
-      <w:proofErr w:type="spellStart"/>
-      <w:r>
-        <w:rPr>
-          <w:rFonts w:asciiTheme="majorHAnsi" w:hAnsiTheme="majorHAnsi" w:cstheme="majorHAnsi"/>
+      <w:r>
+        <w:rPr>
+          <w:rFonts w:ascii="Calibri" w:hAnsi="Calibri" w:cs="Calibri" w:asciiTheme="majorAscii" w:hAnsiTheme="majorAscii" w:cstheme="majorAscii"/>
         </w:rPr>
         <w:t>lam</w:t>
       </w:r>
       <w:r>
         <w:rPr>
-          <w:rFonts w:asciiTheme="majorHAnsi" w:hAnsiTheme="majorHAnsi" w:cstheme="majorHAnsi"/>
+          <w:rFonts w:ascii="Calibri" w:hAnsi="Calibri" w:cs="Calibri" w:asciiTheme="majorAscii" w:hAnsiTheme="majorAscii" w:cstheme="majorAscii"/>
         </w:rPr>
         <w:t>é</w:t>
       </w:r>
-      <w:proofErr w:type="spellEnd"/>
-      <w:r>
-        <w:rPr>
-          <w:rFonts w:asciiTheme="majorHAnsi" w:hAnsiTheme="majorHAnsi" w:cstheme="majorHAnsi"/>
+      <w:r>
+        <w:rPr>
+          <w:rFonts w:ascii="Calibri" w:hAnsi="Calibri" w:cs="Calibri" w:asciiTheme="majorAscii" w:hAnsiTheme="majorAscii" w:cstheme="majorAscii"/>
         </w:rPr>
         <w:t xml:space="preserve">, tafetán y </w:t>
       </w:r>
-      <w:proofErr w:type="spellStart"/>
-      <w:r>
-        <w:rPr>
-          <w:rFonts w:asciiTheme="majorHAnsi" w:hAnsiTheme="majorHAnsi" w:cstheme="majorHAnsi"/>
+      <w:r>
+        <w:rPr>
+          <w:rFonts w:ascii="Calibri" w:hAnsi="Calibri" w:cs="Calibri" w:asciiTheme="majorAscii" w:hAnsiTheme="majorAscii" w:cstheme="majorAscii"/>
         </w:rPr>
         <w:t>lurex</w:t>
       </w:r>
-      <w:proofErr w:type="spellEnd"/>
-      <w:r>
-        <w:rPr>
-          <w:rFonts w:asciiTheme="majorHAnsi" w:hAnsiTheme="majorHAnsi" w:cstheme="majorHAnsi"/>
+      <w:r>
+        <w:rPr>
+          <w:rFonts w:ascii="Calibri" w:hAnsi="Calibri" w:cs="Calibri" w:asciiTheme="majorAscii" w:hAnsiTheme="majorAscii" w:cstheme="majorAscii"/>
         </w:rPr>
         <w:t>.</w:t>
       </w:r>
@@ -4570,96 +4630,94 @@
           <w:numId w:val="7"/>
         </w:numPr>
         <w:rPr>
-          <w:rFonts w:asciiTheme="majorHAnsi" w:hAnsiTheme="majorHAnsi" w:cstheme="majorHAnsi"/>
-          <w:b/>
-          <w:bCs/>
-        </w:rPr>
-      </w:pPr>
-      <w:r>
-        <w:rPr>
-          <w:rFonts w:asciiTheme="majorHAnsi" w:hAnsiTheme="majorHAnsi" w:cstheme="majorHAnsi"/>
-          <w:b/>
-          <w:bCs/>
-          <w:i/>
-          <w:iCs/>
+          <w:rFonts w:ascii="Calibri" w:hAnsi="Calibri" w:cs="Calibri" w:asciiTheme="majorAscii" w:hAnsiTheme="majorAscii" w:cstheme="majorAscii"/>
+          <w:b w:val="1"/>
+          <w:bCs w:val="1"/>
+        </w:rPr>
+      </w:pPr>
+      <w:r>
+        <w:rPr>
+          <w:rFonts w:ascii="Calibri" w:hAnsi="Calibri" w:cs="Calibri" w:asciiTheme="majorAscii" w:hAnsiTheme="majorAscii" w:cstheme="majorAscii"/>
+          <w:b w:val="1"/>
+          <w:bCs w:val="1"/>
+          <w:i w:val="1"/>
+          <w:iCs w:val="1"/>
         </w:rPr>
         <w:t>Lycra</w:t>
       </w:r>
       <w:r>
         <w:rPr>
-          <w:rFonts w:asciiTheme="majorHAnsi" w:hAnsiTheme="majorHAnsi" w:cstheme="majorHAnsi"/>
-          <w:b/>
-          <w:bCs/>
+          <w:rFonts w:ascii="Calibri" w:hAnsi="Calibri" w:cs="Calibri" w:asciiTheme="majorAscii" w:hAnsiTheme="majorAscii" w:cstheme="majorAscii"/>
+          <w:b w:val="1"/>
+          <w:bCs w:val="1"/>
         </w:rPr>
         <w:t xml:space="preserve">, elastano o </w:t>
       </w:r>
-      <w:proofErr w:type="spellStart"/>
-      <w:r>
-        <w:rPr>
-          <w:rFonts w:asciiTheme="majorHAnsi" w:hAnsiTheme="majorHAnsi" w:cstheme="majorHAnsi"/>
-          <w:b/>
-          <w:bCs/>
+      <w:r>
+        <w:rPr>
+          <w:rFonts w:ascii="Calibri" w:hAnsi="Calibri" w:cs="Calibri" w:asciiTheme="majorAscii" w:hAnsiTheme="majorAscii" w:cstheme="majorAscii"/>
+          <w:b w:val="1"/>
+          <w:bCs w:val="1"/>
+          <w:i w:val="1"/>
+          <w:iCs w:val="1"/>
         </w:rPr>
         <w:t>spandex</w:t>
       </w:r>
-      <w:proofErr w:type="spellEnd"/>
     </w:p>
     <w:p>
       <w:pPr>
         <w:pStyle w:val="Prrafodelista"/>
         <w:rPr>
-          <w:rFonts w:asciiTheme="majorHAnsi" w:hAnsiTheme="majorHAnsi" w:cstheme="majorHAnsi"/>
-        </w:rPr>
-      </w:pPr>
-      <w:r>
-        <w:rPr>
-          <w:rFonts w:asciiTheme="majorHAnsi" w:hAnsiTheme="majorHAnsi" w:cstheme="majorHAnsi"/>
+          <w:rFonts w:ascii="Calibri" w:hAnsi="Calibri" w:cs="Calibri" w:asciiTheme="majorAscii" w:hAnsiTheme="majorAscii" w:cstheme="majorAscii"/>
+        </w:rPr>
+      </w:pPr>
+      <w:r>
+        <w:rPr>
+          <w:rFonts w:ascii="Calibri" w:hAnsi="Calibri" w:cs="Calibri" w:asciiTheme="majorAscii" w:hAnsiTheme="majorAscii" w:cstheme="majorAscii"/>
         </w:rPr>
         <w:t>C</w:t>
       </w:r>
       <w:r>
         <w:rPr>
-          <w:rFonts w:asciiTheme="majorHAnsi" w:hAnsiTheme="majorHAnsi" w:cstheme="majorHAnsi"/>
+          <w:rFonts w:ascii="Calibri" w:hAnsi="Calibri" w:cs="Calibri" w:asciiTheme="majorAscii" w:hAnsiTheme="majorAscii" w:cstheme="majorAscii"/>
         </w:rPr>
         <w:t xml:space="preserve">onocido comercialmente como </w:t>
       </w:r>
-      <w:proofErr w:type="spellStart"/>
-      <w:r>
-        <w:rPr>
-          <w:rFonts w:asciiTheme="majorHAnsi" w:hAnsiTheme="majorHAnsi" w:cstheme="majorHAnsi"/>
+      <w:r>
+        <w:rPr>
+          <w:rFonts w:ascii="Calibri" w:hAnsi="Calibri" w:cs="Calibri" w:asciiTheme="majorAscii" w:hAnsiTheme="majorAscii" w:cstheme="majorAscii"/>
+          <w:i w:val="1"/>
+          <w:iCs w:val="1"/>
         </w:rPr>
         <w:t>spandex</w:t>
       </w:r>
-      <w:proofErr w:type="spellEnd"/>
-      <w:r>
-        <w:rPr>
-          <w:rFonts w:asciiTheme="majorHAnsi" w:hAnsiTheme="majorHAnsi" w:cstheme="majorHAnsi"/>
+      <w:r>
+        <w:rPr>
+          <w:rFonts w:ascii="Calibri" w:hAnsi="Calibri" w:cs="Calibri" w:asciiTheme="majorAscii" w:hAnsiTheme="majorAscii" w:cstheme="majorAscii"/>
         </w:rPr>
         <w:t xml:space="preserve">, es una fibra </w:t>
       </w:r>
-      <w:proofErr w:type="spellStart"/>
-      <w:r>
-        <w:rPr>
-          <w:rFonts w:asciiTheme="majorHAnsi" w:hAnsiTheme="majorHAnsi" w:cstheme="majorHAnsi"/>
+      <w:r>
+        <w:rPr>
+          <w:rFonts w:ascii="Calibri" w:hAnsi="Calibri" w:cs="Calibri" w:asciiTheme="majorAscii" w:hAnsiTheme="majorAscii" w:cstheme="majorAscii"/>
         </w:rPr>
         <w:t>elastomérica</w:t>
       </w:r>
-      <w:proofErr w:type="spellEnd"/>
-      <w:r>
-        <w:rPr>
-          <w:rFonts w:asciiTheme="majorHAnsi" w:hAnsiTheme="majorHAnsi" w:cstheme="majorHAnsi"/>
+      <w:r>
+        <w:rPr>
+          <w:rFonts w:ascii="Calibri" w:hAnsi="Calibri" w:cs="Calibri" w:asciiTheme="majorAscii" w:hAnsiTheme="majorAscii" w:cstheme="majorAscii"/>
         </w:rPr>
         <w:t xml:space="preserve"> de la familia de los poliuretanos. Tiene gran elasticidad, se ajusta al cuerpo, es ligera, resistente al roce y durable. Generalmente, se mezcla con otras fibras como poliéster, n</w:t>
       </w:r>
       <w:r>
         <w:rPr>
-          <w:rFonts w:asciiTheme="majorHAnsi" w:hAnsiTheme="majorHAnsi" w:cstheme="majorHAnsi"/>
+          <w:rFonts w:ascii="Calibri" w:hAnsi="Calibri" w:cs="Calibri" w:asciiTheme="majorAscii" w:hAnsiTheme="majorAscii" w:cstheme="majorAscii"/>
         </w:rPr>
         <w:t>ailon</w:t>
       </w:r>
       <w:r>
         <w:rPr>
-          <w:rFonts w:asciiTheme="majorHAnsi" w:hAnsiTheme="majorHAnsi" w:cstheme="majorHAnsi"/>
+          <w:rFonts w:ascii="Calibri" w:hAnsi="Calibri" w:cs="Calibri" w:asciiTheme="majorAscii" w:hAnsiTheme="majorAscii" w:cstheme="majorAscii"/>
         </w:rPr>
         <w:t xml:space="preserve"> o algodón. Aunque el color blanco tiende a volverse amarillo con el tiempo, es de baja absorción de humedad. Se utiliza en la fabricación de corsetería, medias y trajes de baño.</w:t>
       </w:r>
@@ -4972,18 +5030,18 @@
           <w:numId w:val="8"/>
         </w:numPr>
         <w:rPr>
-          <w:rFonts w:asciiTheme="majorHAnsi" w:hAnsiTheme="majorHAnsi" w:cstheme="majorHAnsi"/>
-          <w:b/>
-          <w:bCs/>
-        </w:rPr>
-      </w:pPr>
-      <w:r>
-        <w:rPr>
-          <w:rFonts w:asciiTheme="majorHAnsi" w:hAnsiTheme="majorHAnsi" w:cstheme="majorHAnsi"/>
-          <w:b/>
-          <w:bCs/>
-        </w:rPr>
-        <w:t>Camiseta cuello V:</w:t>
+          <w:rFonts w:ascii="Calibri" w:hAnsi="Calibri" w:cs="Calibri" w:asciiTheme="majorAscii" w:hAnsiTheme="majorAscii" w:cstheme="majorAscii"/>
+          <w:b w:val="1"/>
+          <w:bCs w:val="1"/>
+        </w:rPr>
+      </w:pPr>
+      <w:r>
+        <w:rPr>
+          <w:rFonts w:ascii="Calibri" w:hAnsi="Calibri" w:cs="Calibri" w:asciiTheme="majorAscii" w:hAnsiTheme="majorAscii" w:cstheme="majorAscii"/>
+          <w:b w:val="1"/>
+          <w:bCs w:val="1"/>
+        </w:rPr>
+        <w:t>Camiseta cuello V</w:t>
       </w:r>
     </w:p>
     <w:p>
@@ -5015,18 +5073,18 @@
           <w:numId w:val="8"/>
         </w:numPr>
         <w:rPr>
-          <w:rFonts w:asciiTheme="majorHAnsi" w:hAnsiTheme="majorHAnsi" w:cstheme="majorHAnsi"/>
-          <w:b/>
-          <w:bCs/>
-        </w:rPr>
-      </w:pPr>
-      <w:r>
-        <w:rPr>
-          <w:rFonts w:asciiTheme="majorHAnsi" w:hAnsiTheme="majorHAnsi" w:cstheme="majorHAnsi"/>
-          <w:b/>
-          <w:bCs/>
-        </w:rPr>
-        <w:t>Camiseta cuello redondo:</w:t>
+          <w:rFonts w:ascii="Calibri" w:hAnsi="Calibri" w:cs="Calibri" w:asciiTheme="majorAscii" w:hAnsiTheme="majorAscii" w:cstheme="majorAscii"/>
+          <w:b w:val="1"/>
+          <w:bCs w:val="1"/>
+        </w:rPr>
+      </w:pPr>
+      <w:r>
+        <w:rPr>
+          <w:rFonts w:ascii="Calibri" w:hAnsi="Calibri" w:cs="Calibri" w:asciiTheme="majorAscii" w:hAnsiTheme="majorAscii" w:cstheme="majorAscii"/>
+          <w:b w:val="1"/>
+          <w:bCs w:val="1"/>
+        </w:rPr>
+        <w:t>Camiseta cuello redondo</w:t>
       </w:r>
     </w:p>
     <w:p>
@@ -5058,18 +5116,18 @@
           <w:numId w:val="8"/>
         </w:numPr>
         <w:rPr>
-          <w:rFonts w:asciiTheme="majorHAnsi" w:hAnsiTheme="majorHAnsi" w:cstheme="majorHAnsi"/>
-          <w:b/>
-          <w:bCs/>
-        </w:rPr>
-      </w:pPr>
-      <w:r>
-        <w:rPr>
-          <w:rFonts w:asciiTheme="majorHAnsi" w:hAnsiTheme="majorHAnsi" w:cstheme="majorHAnsi"/>
-          <w:b/>
-          <w:bCs/>
-        </w:rPr>
-        <w:t>Camisilla deportiva:</w:t>
+          <w:rFonts w:ascii="Calibri" w:hAnsi="Calibri" w:cs="Calibri" w:asciiTheme="majorAscii" w:hAnsiTheme="majorAscii" w:cstheme="majorAscii"/>
+          <w:b w:val="1"/>
+          <w:bCs w:val="1"/>
+        </w:rPr>
+      </w:pPr>
+      <w:r>
+        <w:rPr>
+          <w:rFonts w:ascii="Calibri" w:hAnsi="Calibri" w:cs="Calibri" w:asciiTheme="majorAscii" w:hAnsiTheme="majorAscii" w:cstheme="majorAscii"/>
+          <w:b w:val="1"/>
+          <w:bCs w:val="1"/>
+        </w:rPr>
+        <w:t>Camisilla deportiva</w:t>
       </w:r>
     </w:p>
     <w:p>
@@ -5146,28 +5204,36 @@
       <w:r>
         <w:rPr>
           <w:rFonts w:ascii="Calibri" w:hAnsi="Calibri" w:cs="Calibri"/>
-          <w:b/>
-          <w:bCs/>
+          <w:b w:val="1"/>
+          <w:bCs w:val="1"/>
         </w:rPr>
         <w:t xml:space="preserve">Estilo </w:t>
       </w:r>
-      <w:proofErr w:type="spellStart"/>
-      <w:r>
-        <w:rPr>
-          <w:rFonts w:ascii="Calibri" w:hAnsi="Calibri" w:cs="Calibri"/>
-          <w:b/>
-          <w:bCs/>
-          <w:i/>
-          <w:iCs/>
-        </w:rPr>
-        <w:t>Brief</w:t>
-      </w:r>
-      <w:proofErr w:type="spellEnd"/>
-      <w:r>
-        <w:rPr>
-          <w:rFonts w:ascii="Calibri" w:hAnsi="Calibri" w:cs="Calibri"/>
-          <w:b/>
-          <w:bCs/>
+      <w:r>
+        <w:rPr>
+          <w:rFonts w:ascii="Calibri" w:hAnsi="Calibri" w:cs="Calibri"/>
+          <w:b w:val="1"/>
+          <w:bCs w:val="1"/>
+          <w:i w:val="1"/>
+          <w:iCs w:val="1"/>
+        </w:rPr>
+        <w:t>b</w:t>
+      </w:r>
+      <w:r>
+        <w:rPr>
+          <w:rFonts w:ascii="Calibri" w:hAnsi="Calibri" w:cs="Calibri"/>
+          <w:b w:val="1"/>
+          <w:bCs w:val="1"/>
+          <w:i w:val="1"/>
+          <w:iCs w:val="1"/>
+        </w:rPr>
+        <w:t>rief</w:t>
+      </w:r>
+      <w:r>
+        <w:rPr>
+          <w:rFonts w:ascii="Calibri" w:hAnsi="Calibri" w:cs="Calibri"/>
+          <w:b w:val="1"/>
+          <w:bCs w:val="1"/>
         </w:rPr>
         <w:t>:</w:t>
       </w:r>
@@ -5539,8 +5605,8 @@
       <w:r>
         <w:rPr>
           <w:rFonts w:ascii="Calibri" w:hAnsi="Calibri" w:cs="Calibri"/>
-          <w:b/>
-          <w:bCs/>
+          <w:b w:val="1"/>
+          <w:bCs w:val="1"/>
         </w:rPr>
         <w:t>Bóxer largo</w:t>
       </w:r>
@@ -5548,7 +5614,21 @@
         <w:rPr>
           <w:rFonts w:ascii="Calibri" w:hAnsi="Calibri" w:cs="Calibri"/>
         </w:rPr>
-        <w:t>: es uno de los favoritos de los hombres, se ajusta al cuerpo y tiene apariencia de short de ciclista.</w:t>
+        <w:t xml:space="preserve">: es uno de los favoritos de los hombres, se ajusta al cuerpo y tiene apariencia de </w:t>
+      </w:r>
+      <w:r>
+        <w:rPr>
+          <w:rFonts w:ascii="Calibri" w:hAnsi="Calibri" w:cs="Calibri"/>
+          <w:i w:val="1"/>
+          <w:iCs w:val="1"/>
+        </w:rPr>
+        <w:t>short</w:t>
+      </w:r>
+      <w:r>
+        <w:rPr>
+          <w:rFonts w:ascii="Calibri" w:hAnsi="Calibri" w:cs="Calibri"/>
+        </w:rPr>
+        <w:t xml:space="preserve"> de ciclista.</w:t>
       </w:r>
     </w:p>
     <w:p>
@@ -5852,35 +5932,42 @@
       <w:r>
         <w:rPr>
           <w:rFonts w:ascii="Calibri" w:hAnsi="Calibri" w:cs="Calibri"/>
-          <w:b/>
-          <w:bCs/>
-          <w:i/>
-          <w:iCs/>
+          <w:b w:val="1"/>
+          <w:bCs w:val="1"/>
+          <w:i w:val="1"/>
+          <w:iCs w:val="1"/>
         </w:rPr>
         <w:t>Lycra</w:t>
       </w:r>
       <w:r>
         <w:rPr>
           <w:rFonts w:ascii="Calibri" w:hAnsi="Calibri" w:cs="Calibri"/>
-          <w:b/>
-          <w:bCs/>
+          <w:b w:val="1"/>
+          <w:bCs w:val="1"/>
         </w:rPr>
         <w:t xml:space="preserve"> </w:t>
       </w:r>
-      <w:proofErr w:type="spellStart"/>
-      <w:r>
-        <w:rPr>
-          <w:rFonts w:ascii="Calibri" w:hAnsi="Calibri" w:cs="Calibri"/>
-          <w:b/>
-          <w:bCs/>
-        </w:rPr>
-        <w:t>Spandex</w:t>
-      </w:r>
-      <w:proofErr w:type="spellEnd"/>
-      <w:r>
-        <w:rPr>
-          <w:rFonts w:ascii="Calibri" w:hAnsi="Calibri" w:cs="Calibri"/>
-        </w:rPr>
+      <w:r>
+        <w:rPr>
+          <w:rFonts w:ascii="Calibri" w:hAnsi="Calibri" w:cs="Calibri"/>
+          <w:b w:val="1"/>
+          <w:bCs w:val="1"/>
+          <w:i w:val="1"/>
+          <w:iCs w:val="1"/>
+        </w:rPr>
+        <w:t>s</w:t>
+      </w:r>
+      <w:r>
+        <w:rPr>
+          <w:rFonts w:ascii="Calibri" w:hAnsi="Calibri" w:cs="Calibri"/>
+          <w:b w:val="1"/>
+          <w:bCs w:val="1"/>
+          <w:i w:val="1"/>
+          <w:iCs w:val="1"/>
+        </w:rPr>
+        <w:t>pandex</w:t>
+      </w:r>
+      <w:r>
         <w:br/>
       </w:r>
       <w:r>
@@ -7867,7 +7954,7 @@
               <w:pStyle w:val="Normal0"/>
               <w:rPr>
                 <w:b w:val="0"/>
-                <w:bCs/>
+                <w:bCs w:val="0"/>
                 <w:sz w:val="20"/>
                 <w:szCs w:val="20"/>
               </w:rPr>
@@ -7875,11 +7962,11 @@
             <w:r>
               <w:rPr>
                 <w:b w:val="0"/>
-                <w:bCs/>
+                <w:bCs w:val="0"/>
                 <w:sz w:val="20"/>
                 <w:szCs w:val="20"/>
               </w:rPr>
-              <w:t>Ejemplo proceso de producción de prendas de vestir</w:t>
+              <w:t xml:space="preserve">Telas utilizadas en la fabricación de ropa interior femenina  </w:t>
             </w:r>
           </w:p>
         </w:tc>
@@ -7898,7 +7985,7 @@
               <w:pStyle w:val="Normal0"/>
               <w:rPr>
                 <w:b w:val="0"/>
-                <w:bCs/>
+                <w:bCs w:val="0"/>
                 <w:sz w:val="20"/>
                 <w:szCs w:val="20"/>
               </w:rPr>
@@ -7906,11 +7993,20 @@
             <w:r>
               <w:rPr>
                 <w:b w:val="0"/>
-                <w:bCs/>
+                <w:bCs w:val="0"/>
                 <w:sz w:val="20"/>
                 <w:szCs w:val="20"/>
               </w:rPr>
-              <w:t>Ecosistema de Recursos Educativos Digitales SENA. (24 de agosto de 2023). Ejemplo proceso de producción de prendas de vestir [Archivo de Video]. YouTube.</w:t>
+              <w:t>Ecosistema de Recursos Educativos Digitales SENA. (24 de agosto de 2023). Ejemplo proceso de producción de prendas de vestir</w:t>
+            </w:r>
+            <w:r>
+              <w:rPr>
+                <w:b w:val="0"/>
+                <w:bCs w:val="0"/>
+                <w:sz w:val="20"/>
+                <w:szCs w:val="20"/>
+              </w:rPr>
+              <w:t>.</w:t>
             </w:r>
           </w:p>
         </w:tc>
@@ -7996,7 +8092,7 @@
               <w:pStyle w:val="Normal0"/>
               <w:rPr>
                 <w:b w:val="0"/>
-                <w:bCs/>
+                <w:bCs w:val="0"/>
                 <w:sz w:val="20"/>
                 <w:szCs w:val="20"/>
               </w:rPr>
@@ -8004,11 +8100,11 @@
             <w:r>
               <w:rPr>
                 <w:b w:val="0"/>
-                <w:bCs/>
+                <w:bCs w:val="0"/>
                 <w:sz w:val="20"/>
                 <w:szCs w:val="20"/>
               </w:rPr>
-              <w:t>Consumo de Materiales</w:t>
+              <w:t xml:space="preserve">Insumos y materiales para la fabricación de ropa interior  </w:t>
             </w:r>
           </w:p>
         </w:tc>
@@ -8027,7 +8123,7 @@
               <w:pStyle w:val="Normal0"/>
               <w:rPr>
                 <w:b w:val="0"/>
-                <w:bCs/>
+                <w:bCs w:val="0"/>
                 <w:sz w:val="20"/>
                 <w:szCs w:val="20"/>
               </w:rPr>
@@ -8035,27 +8131,16 @@
             <w:r>
               <w:rPr>
                 <w:b w:val="0"/>
-                <w:bCs/>
+                <w:bCs w:val="0"/>
                 <w:sz w:val="20"/>
                 <w:szCs w:val="20"/>
               </w:rPr>
-              <w:t xml:space="preserve">Ecosistema de Recursos Educativos Digitales SENA. (28 de mayo de 2024). Consumo de Materiales [Archivo de Video]. </w:t>
+              <w:t>Ecosistema de Recursos Educativos Digitales SENA. (28 de mayo de 2024). Consumo de Materiales</w:t>
             </w:r>
-            <w:proofErr w:type="spellStart"/>
             <w:r>
               <w:rPr>
                 <w:b w:val="0"/>
-                <w:bCs/>
-                <w:sz w:val="20"/>
-                <w:szCs w:val="20"/>
-              </w:rPr>
-              <w:t>Youtube</w:t>
-            </w:r>
-            <w:proofErr w:type="spellEnd"/>
-            <w:r>
-              <w:rPr>
-                <w:b w:val="0"/>
-                <w:bCs/>
+                <w:bCs w:val="0"/>
                 <w:sz w:val="20"/>
                 <w:szCs w:val="20"/>
               </w:rPr>

--- a/fuentes/CF2_93510381_DI.docx
+++ b/fuentes/CF2_93510381_DI.docx
@@ -2244,31 +2244,32 @@
     <w:p>
       <w:r>
         <w:rPr>
-          <w:b/>
-          <w:bCs/>
+          <w:b w:val="1"/>
+          <w:bCs w:val="1"/>
         </w:rPr>
         <w:t>Figura 4.</w:t>
       </w:r>
       <w:r>
+        <w:rPr/>
         <w:t xml:space="preserve"> </w:t>
       </w:r>
       <w:commentRangeStart w:id="4"/>
       <w:r>
         <w:rPr>
-          <w:i/>
-          <w:iCs/>
+          <w:i w:val="1"/>
+          <w:iCs w:val="1"/>
         </w:rPr>
         <w:t>Camisones</w:t>
       </w:r>
       <w:commentRangeEnd w:id="4"/>
       <w:r>
         <w:rPr>
-          <w:rStyle w:val="Refdecomentario"/>
-          <w:rFonts w:ascii="Arial" w:hAnsi="Arial"/>
+          <w:rStyle w:val="CommentReference"/>
         </w:rPr>
         <w:commentReference w:id="4"/>
       </w:r>
       <w:r>
+        <w:rPr/>
         <w:t xml:space="preserve"> </w:t>
       </w:r>
     </w:p>
@@ -2545,16 +2546,15 @@
     </w:p>
     <w:p>
       <w:r>
+        <w:rPr/>
         <w:t xml:space="preserve">fue considerada </w:t>
       </w:r>
       <w:r>
-        <w:rPr>
-          <w:i/>
-          <w:iCs/>
-        </w:rPr>
-        <w:t>sexy</w:t>
-      </w:r>
-      <w:r>
+        <w:rPr/>
+        <w:t>sexi</w:t>
+      </w:r>
+      <w:r>
+        <w:rPr/>
         <w:t xml:space="preserve">, reservada únicamente para la intimidad y para las llamadas mujeres de mala </w:t>
       </w:r>
     </w:p>
@@ -2700,45 +2700,44 @@
       </w:pPr>
       <w:r>
         <w:rPr>
-          <w:b/>
-          <w:bCs/>
+          <w:b w:val="1"/>
+          <w:bCs w:val="1"/>
         </w:rPr>
         <w:t xml:space="preserve">Figura </w:t>
       </w:r>
       <w:commentRangeStart w:id="7"/>
       <w:r>
         <w:rPr>
-          <w:b/>
-          <w:bCs/>
+          <w:b w:val="1"/>
+          <w:bCs w:val="1"/>
         </w:rPr>
         <w:t>8</w:t>
       </w:r>
       <w:commentRangeEnd w:id="7"/>
       <w:r>
         <w:rPr>
-          <w:rStyle w:val="Refdecomentario"/>
-          <w:rFonts w:ascii="Arial" w:hAnsi="Arial"/>
+          <w:rStyle w:val="CommentReference"/>
         </w:rPr>
         <w:commentReference w:id="7"/>
       </w:r>
       <w:r>
         <w:rPr>
-          <w:b/>
-          <w:bCs/>
+          <w:b w:val="1"/>
+          <w:bCs w:val="1"/>
         </w:rPr>
         <w:t>.</w:t>
       </w:r>
       <w:r>
         <w:rPr>
-          <w:i/>
-          <w:iCs/>
+          <w:i w:val="1"/>
+          <w:iCs w:val="1"/>
         </w:rPr>
         <w:t xml:space="preserve"> </w:t>
       </w:r>
       <w:r>
         <w:rPr>
-          <w:i/>
-          <w:iCs/>
+          <w:i w:val="1"/>
+          <w:iCs w:val="1"/>
         </w:rPr>
         <w:t>Sujetadores</w:t>
       </w:r>
@@ -3226,7 +3225,7 @@
         <w:rPr>
           <w:rFonts w:ascii="Calibri" w:hAnsi="Calibri" w:cs="Calibri" w:asciiTheme="majorAscii" w:hAnsiTheme="majorAscii" w:cstheme="majorAscii"/>
         </w:rPr>
-        <w:t>minishort</w:t>
+        <w:t>pantalón corto</w:t>
       </w:r>
       <w:r>
         <w:rPr>
@@ -3243,36 +3242,42 @@
           <w:numId w:val="3"/>
         </w:numPr>
         <w:rPr>
-          <w:rFonts w:asciiTheme="majorHAnsi" w:hAnsiTheme="majorHAnsi" w:cstheme="majorHAnsi"/>
-        </w:rPr>
-      </w:pPr>
-      <w:r>
-        <w:rPr>
-          <w:rFonts w:asciiTheme="majorHAnsi" w:hAnsiTheme="majorHAnsi" w:cstheme="majorHAnsi"/>
-          <w:b/>
-          <w:bCs/>
+          <w:rFonts w:ascii="Calibri" w:hAnsi="Calibri" w:cs="Calibri" w:asciiTheme="majorAscii" w:hAnsiTheme="majorAscii" w:cstheme="majorAscii"/>
+        </w:rPr>
+      </w:pPr>
+      <w:r>
+        <w:rPr>
+          <w:rFonts w:ascii="Calibri" w:hAnsi="Calibri" w:cs="Calibri" w:asciiTheme="majorAscii" w:hAnsiTheme="majorAscii" w:cstheme="majorAscii"/>
+          <w:b w:val="1"/>
+          <w:bCs w:val="1"/>
         </w:rPr>
         <w:t>Tanga:</w:t>
       </w:r>
       <w:r>
         <w:rPr>
-          <w:rFonts w:asciiTheme="majorHAnsi" w:hAnsiTheme="majorHAnsi" w:cstheme="majorHAnsi"/>
+          <w:rFonts w:ascii="Calibri" w:hAnsi="Calibri" w:cs="Calibri" w:asciiTheme="majorAscii" w:hAnsiTheme="majorAscii" w:cstheme="majorAscii"/>
         </w:rPr>
         <w:t xml:space="preserve"> es muy </w:t>
       </w:r>
       <w:r>
         <w:rPr>
-          <w:rFonts w:asciiTheme="majorHAnsi" w:hAnsiTheme="majorHAnsi" w:cstheme="majorHAnsi"/>
-          <w:i/>
-          <w:iCs/>
-        </w:rPr>
-        <w:t>sexy</w:t>
-      </w:r>
-      <w:r>
-        <w:rPr>
-          <w:rFonts w:asciiTheme="majorHAnsi" w:hAnsiTheme="majorHAnsi" w:cstheme="majorHAnsi"/>
-        </w:rPr>
-        <w:t xml:space="preserve"> y su uso es muy común, no cubre la nalga, se usa con pantalones y vestidos ajustados al cuerpo.</w:t>
+          <w:rFonts w:ascii="Calibri" w:hAnsi="Calibri" w:cs="Calibri" w:asciiTheme="majorAscii" w:hAnsiTheme="majorAscii" w:cstheme="majorAscii"/>
+        </w:rPr>
+        <w:t>sexi</w:t>
+      </w:r>
+      <w:r>
+        <w:rPr>
+          <w:rFonts w:ascii="Calibri" w:hAnsi="Calibri" w:cs="Calibri" w:asciiTheme="majorAscii" w:hAnsiTheme="majorAscii" w:cstheme="majorAscii"/>
+          <w:i w:val="1"/>
+          <w:iCs w:val="1"/>
+        </w:rPr>
+        <w:t xml:space="preserve"> </w:t>
+      </w:r>
+      <w:r>
+        <w:rPr>
+          <w:rFonts w:ascii="Calibri" w:hAnsi="Calibri" w:cs="Calibri" w:asciiTheme="majorAscii" w:hAnsiTheme="majorAscii" w:cstheme="majorAscii"/>
+        </w:rPr>
+        <w:t>y su uso es muy común, no cubre la nalga, se usa con pantalones y vestidos ajustados al cuerpo.</w:t>
       </w:r>
     </w:p>
     <w:p>
@@ -4640,10 +4645,8 @@
           <w:rFonts w:ascii="Calibri" w:hAnsi="Calibri" w:cs="Calibri" w:asciiTheme="majorAscii" w:hAnsiTheme="majorAscii" w:cstheme="majorAscii"/>
           <w:b w:val="1"/>
           <w:bCs w:val="1"/>
-          <w:i w:val="1"/>
-          <w:iCs w:val="1"/>
-        </w:rPr>
-        <w:t>Lycra</w:t>
+        </w:rPr>
+        <w:t>Licra</w:t>
       </w:r>
       <w:r>
         <w:rPr>
@@ -4651,7 +4654,15 @@
           <w:b w:val="1"/>
           <w:bCs w:val="1"/>
         </w:rPr>
-        <w:t xml:space="preserve">, elastano o </w:t>
+        <w:t xml:space="preserve">, elastano </w:t>
+      </w:r>
+      <w:r>
+        <w:rPr>
+          <w:rFonts w:ascii="Calibri" w:hAnsi="Calibri" w:cs="Calibri" w:asciiTheme="majorAscii" w:hAnsiTheme="majorAscii" w:cstheme="majorAscii"/>
+          <w:b w:val="1"/>
+          <w:bCs w:val="1"/>
+        </w:rPr>
+        <w:t xml:space="preserve">o </w:t>
       </w:r>
       <w:r>
         <w:rPr>
@@ -4661,7 +4672,17 @@
           <w:i w:val="1"/>
           <w:iCs w:val="1"/>
         </w:rPr>
-        <w:t>spandex</w:t>
+        <w:t>spand</w:t>
+      </w:r>
+      <w:r>
+        <w:rPr>
+          <w:rFonts w:ascii="Calibri" w:hAnsi="Calibri" w:cs="Calibri" w:asciiTheme="majorAscii" w:hAnsiTheme="majorAscii" w:cstheme="majorAscii"/>
+          <w:b w:val="1"/>
+          <w:bCs w:val="1"/>
+          <w:i w:val="1"/>
+          <w:iCs w:val="1"/>
+        </w:rPr>
+        <w:t>ex</w:t>
       </w:r>
     </w:p>
     <w:p>
@@ -5652,8 +5673,8 @@
       <w:r>
         <w:rPr>
           <w:rFonts w:ascii="Calibri" w:hAnsi="Calibri" w:cs="Calibri"/>
-          <w:b/>
-          <w:bCs/>
+          <w:b w:val="1"/>
+          <w:bCs w:val="1"/>
         </w:rPr>
         <w:t>Bóxer extralargo:</w:t>
       </w:r>
@@ -5666,10 +5687,8 @@
       <w:r>
         <w:rPr>
           <w:rFonts w:ascii="Calibri" w:hAnsi="Calibri" w:cs="Calibri"/>
-          <w:i/>
-          <w:iCs/>
-        </w:rPr>
-        <w:t>lycra</w:t>
+        </w:rPr>
+        <w:t>licra</w:t>
       </w:r>
       <w:r>
         <w:rPr>
@@ -5934,10 +5953,8 @@
           <w:rFonts w:ascii="Calibri" w:hAnsi="Calibri" w:cs="Calibri"/>
           <w:b w:val="1"/>
           <w:bCs w:val="1"/>
-          <w:i w:val="1"/>
-          <w:iCs w:val="1"/>
-        </w:rPr>
-        <w:t>Lycra</w:t>
+        </w:rPr>
+        <w:t>Licra</w:t>
       </w:r>
       <w:r>
         <w:rPr>
@@ -6953,12 +6970,22 @@
       <w:r>
         <w:rPr>
           <w:rFonts w:ascii="Calibri" w:hAnsi="Calibri" w:cs="Calibri"/>
-          <w:b/>
-          <w:bCs/>
-          <w:i/>
-          <w:iCs/>
-        </w:rPr>
-        <w:t>Crochet:</w:t>
+          <w:b w:val="1"/>
+          <w:bCs w:val="1"/>
+          <w:i w:val="1"/>
+          <w:iCs w:val="1"/>
+        </w:rPr>
+        <w:t>Croch</w:t>
+      </w:r>
+      <w:r>
+        <w:rPr>
+          <w:rFonts w:ascii="Calibri" w:hAnsi="Calibri" w:cs="Calibri"/>
+          <w:b w:val="1"/>
+          <w:bCs w:val="1"/>
+          <w:i w:val="1"/>
+          <w:iCs w:val="1"/>
+        </w:rPr>
+        <w:t>et:</w:t>
       </w:r>
       <w:r>
         <w:rPr>
@@ -6970,7 +6997,7 @@
         <w:rPr>
           <w:rFonts w:ascii="Calibri" w:hAnsi="Calibri" w:cs="Calibri"/>
         </w:rPr>
-        <w:t>rmite que sean elásticos o no. Si no tienen elastómero, no son recuperables tras su estiramiento. Su textura es suave y se utilizan en la confección de pantis, ropa deportiva y enaguas. El ancho de los elásticos varía según su uso y se mide en milímetros.</w:t>
+        <w:t>rmite que sean elásticos o no. Si no tienen elastómero, no son recuperables tras su estiramiento. Su textura es suave y se utiliza en la confección de pantis, ropa deportiva y enaguas. El ancho de los elásticos varía según su uso y se mide en milímetros.</w:t>
       </w:r>
     </w:p>
     <w:p>
@@ -7135,8 +7162,8 @@
       <w:r>
         <w:rPr>
           <w:rFonts w:ascii="Calibri" w:hAnsi="Calibri" w:cs="Calibri"/>
-          <w:b/>
-          <w:bCs/>
+          <w:b w:val="1"/>
+          <w:bCs w:val="1"/>
         </w:rPr>
         <w:t>Elásticos para cargadera de brasier:</w:t>
       </w:r>
@@ -7161,10 +7188,8 @@
       <w:r>
         <w:rPr>
           <w:rFonts w:ascii="Calibri" w:hAnsi="Calibri" w:cs="Calibri"/>
-          <w:i/>
-          <w:iCs/>
-        </w:rPr>
-        <w:t>lycra</w:t>
+        </w:rPr>
+        <w:t>licra</w:t>
       </w:r>
       <w:r>
         <w:rPr>
@@ -7259,24 +7284,24 @@
       <w:r>
         <w:rPr>
           <w:rFonts w:ascii="Calibri" w:hAnsi="Calibri" w:cs="Calibri"/>
-          <w:b/>
-          <w:bCs/>
+          <w:b w:val="1"/>
+          <w:bCs w:val="1"/>
         </w:rPr>
         <w:t>Elásticos para cintura de pant</w:t>
       </w:r>
       <w:r>
         <w:rPr>
           <w:rFonts w:ascii="Calibri" w:hAnsi="Calibri" w:cs="Calibri"/>
-          <w:b/>
-          <w:bCs/>
+          <w:b w:val="1"/>
+          <w:bCs w:val="1"/>
         </w:rPr>
         <w:t>i</w:t>
       </w:r>
       <w:r>
         <w:rPr>
           <w:rFonts w:ascii="Calibri" w:hAnsi="Calibri" w:cs="Calibri"/>
-          <w:b/>
-          <w:bCs/>
+          <w:b w:val="1"/>
+          <w:bCs w:val="1"/>
         </w:rPr>
         <w:t>:</w:t>
       </w:r>
@@ -7295,16 +7320,22 @@
       <w:r>
         <w:rPr>
           <w:rFonts w:ascii="Calibri" w:hAnsi="Calibri" w:cs="Calibri"/>
-          <w:i/>
-          <w:iCs/>
-        </w:rPr>
-        <w:t>lycra</w:t>
-      </w:r>
-      <w:r>
-        <w:rPr>
-          <w:rFonts w:ascii="Calibri" w:hAnsi="Calibri" w:cs="Calibri"/>
-        </w:rPr>
-        <w:t xml:space="preserve"> y n</w:t>
+        </w:rPr>
+        <w:t>licra</w:t>
+      </w:r>
+      <w:r>
+        <w:rPr>
+          <w:rFonts w:ascii="Calibri" w:hAnsi="Calibri" w:cs="Calibri"/>
+          <w:i w:val="1"/>
+          <w:iCs w:val="1"/>
+        </w:rPr>
+        <w:t xml:space="preserve"> </w:t>
+      </w:r>
+      <w:r>
+        <w:rPr>
+          <w:rFonts w:ascii="Calibri" w:hAnsi="Calibri" w:cs="Calibri"/>
+        </w:rPr>
+        <w:t>y n</w:t>
       </w:r>
       <w:r>
         <w:rPr>
@@ -8750,20 +8781,20 @@
             <w:pPr>
               <w:pStyle w:val="Normal0"/>
               <w:rPr>
-                <w:i/>
-                <w:iCs/>
+                <w:i w:val="0"/>
+                <w:iCs w:val="0"/>
                 <w:sz w:val="20"/>
                 <w:szCs w:val="20"/>
               </w:rPr>
             </w:pPr>
             <w:r>
               <w:rPr>
-                <w:i/>
-                <w:iCs/>
+                <w:i w:val="0"/>
+                <w:iCs w:val="0"/>
                 <w:sz w:val="20"/>
                 <w:szCs w:val="20"/>
               </w:rPr>
-              <w:t>Lycra</w:t>
+              <w:t>Licra</w:t>
             </w:r>
           </w:p>
         </w:tc>
@@ -10915,14 +10946,14 @@
       </w:r>
     </w:p>
   </w:comment>
-  <w:comment w:initials="EFMp" w:author="Erika Fernanda Mejía pinzón" w:date="2025-03-01T23:12:00Z" w:id="4">
-    <w:p>
-      <w:pPr>
-        <w:pStyle w:val="Textocomentario"/>
-      </w:pPr>
-      <w:r>
-        <w:rPr>
-          <w:rStyle w:val="Refdecomentario"/>
+  <w:comment xmlns:w="http://schemas.openxmlformats.org/wordprocessingml/2006/main" w:initials="EFMp" w:author="Erika Fernanda Mejía pinzón" w:date="03/01/2025 15:12:00" w:id="4">
+    <w:p xmlns:w14="http://schemas.microsoft.com/office/word/2010/wordml">
+      <w:pPr>
+        <w:pStyle w:val="CommentText"/>
+      </w:pPr>
+      <w:r>
+        <w:rPr>
+          <w:rStyle w:val="CommentReference"/>
         </w:rPr>
         <w:annotationRef/>
       </w:r>
@@ -10930,15 +10961,12 @@
         <w:t xml:space="preserve">Texto alternativo: </w:t>
       </w:r>
     </w:p>
-    <w:p>
-      <w:pPr>
-        <w:pStyle w:val="Textocomentario"/>
-      </w:pPr>
-      <w:r>
-        <w:t>Los camisones eran prendas utilizados por mujeres y hombres</w:t>
-      </w:r>
-      <w:r>
-        <w:t>, fabricados en finas telas.</w:t>
+    <w:p xmlns:w14="http://schemas.microsoft.com/office/word/2010/wordml">
+      <w:pPr>
+        <w:pStyle w:val="CommentText"/>
+      </w:pPr>
+      <w:r>
+        <w:t>Los camisones eran prendas utilizadas por mujeres y hombres, fabricados en finas telas.</w:t>
       </w:r>
     </w:p>
   </w:comment>
@@ -11000,14 +11028,14 @@
       </w:r>
     </w:p>
   </w:comment>
-  <w:comment w:initials="EFMp" w:author="Erika Fernanda Mejía pinzón" w:date="2025-03-02T20:57:00Z" w:id="7">
-    <w:p>
-      <w:pPr>
-        <w:pStyle w:val="Textocomentario"/>
-      </w:pPr>
-      <w:r>
-        <w:rPr>
-          <w:rStyle w:val="Refdecomentario"/>
+  <w:comment xmlns:w="http://schemas.openxmlformats.org/wordprocessingml/2006/main" w:initials="EFMp" w:author="Erika Fernanda Mejía pinzón" w:date="03/02/2025 12:57:00" w:id="7">
+    <w:p xmlns:w14="http://schemas.microsoft.com/office/word/2010/wordml">
+      <w:pPr>
+        <w:pStyle w:val="CommentText"/>
+      </w:pPr>
+      <w:r>
+        <w:rPr>
+          <w:rStyle w:val="CommentReference"/>
         </w:rPr>
         <w:annotationRef/>
       </w:r>
@@ -11015,17 +11043,17 @@
         <w:t xml:space="preserve">Texto alternativo: </w:t>
       </w:r>
     </w:p>
-    <w:p>
-      <w:pPr>
-        <w:pStyle w:val="Textocomentario"/>
-      </w:pPr>
-    </w:p>
-    <w:p>
-      <w:pPr>
-        <w:pStyle w:val="Textocomentario"/>
-      </w:pPr>
-      <w:r>
-        <w:t>Sujetadores modernos, confeccionado con tela sencilla y costuras visibles. Su diseño rudimentario refleja la evolución de la lencería femenina hacia prendas más cómodas y funcionales.</w:t>
+    <w:p xmlns:w14="http://schemas.microsoft.com/office/word/2010/wordml">
+      <w:pPr>
+        <w:pStyle w:val="CommentText"/>
+      </w:pPr>
+    </w:p>
+    <w:p xmlns:w14="http://schemas.microsoft.com/office/word/2010/wordml">
+      <w:pPr>
+        <w:pStyle w:val="CommentText"/>
+      </w:pPr>
+      <w:r>
+        <w:t>Sujetadores modernos, confeccionados con tela sencilla y costuras visibles. Su diseño rudimentario refleja la evolución de la lencería femenina hacia prendas más cómodas y funcionales.</w:t>
       </w:r>
     </w:p>
   </w:comment>
